--- a/CIS-Controls-v8/CSW-CIS-Compliance-Report.docx
+++ b/CIS-Controls-v8/CSW-CIS-Compliance-Report.docx
@@ -268,6 +268,62 @@
         </mc:AlternateContent>
       </w:r>
       <w:bookmarkEnd w:id="1"/>
+    </w:p>
+    <w:p>
+      <w:pPr>
+        <w:pStyle w:val="Heading2"/>
+      </w:pPr>
+      <w:r>
+        <w:t>How to read the coverage words</w:t>
+      </w:r>
+    </w:p>
+    <w:p>
+      <w:pPr/>
+      <w:r>
+        <w:rPr>
+          <w:b/>
+        </w:rPr>
+        <w:t>Full Coverage</w:t>
+      </w:r>
+      <w:r>
+        <w:t xml:space="preserve"> on the older reports means Secure Workload can produce that row's artifact. It does not mean the control is met.</w:t>
+      </w:r>
+    </w:p>
+    <w:p>
+      <w:pPr/>
+      <w:r>
+        <w:rPr>
+          <w:b/>
+        </w:rPr>
+        <w:t>Partial Coverage</w:t>
+      </w:r>
+      <w:r>
+        <w:t xml:space="preserve"> means file that export next to another control.</w:t>
+      </w:r>
+    </w:p>
+    <w:p>
+      <w:pPr/>
+      <w:r>
+        <w:rPr>
+          <w:b/>
+        </w:rPr>
+        <w:t>Evidence Required</w:t>
+      </w:r>
+      <w:r>
+        <w:t xml:space="preserve"> means Secure Workload has no record. The customer files the contract, the analysis, or the HR or physical-security evidence.</w:t>
+      </w:r>
+    </w:p>
+    <w:p>
+      <w:pPr/>
+      <w:r>
+        <w:rPr>
+          <w:b/>
+        </w:rPr>
+        <w:t>Direct, Supporting, and Out of scope</w:t>
+      </w:r>
+      <w:r>
+        <w:t xml:space="preserve"> on the newer reports are the same idea in different words. Direct is still evidence, not a pass.</w:t>
+      </w:r>
     </w:p>
     <w:p>
       <w:pPr>

--- a/CIS-Controls-v8/CSW-CIS-Compliance-Report.docx
+++ b/CIS-Controls-v8/CSW-CIS-Compliance-Report.docx
@@ -274,7 +274,7 @@
         <w:pStyle w:val="Heading2"/>
       </w:pPr>
       <w:r>
-        <w:t>How to read the coverage words</w:t>
+        <w:t>How to read the Coverage column</w:t>
       </w:r>
     </w:p>
     <w:p>
@@ -283,10 +283,10 @@
         <w:rPr>
           <w:b/>
         </w:rPr>
-        <w:t>Full Coverage</w:t>
+        <w:t>Direct</w:t>
       </w:r>
       <w:r>
-        <w:t xml:space="preserve"> on the older reports means Secure Workload can produce that row's artifact. It does not mean the control is met.</w:t>
+        <w:t xml:space="preserve"> means Secure Workload produces the primary evidence artifact for that row — segmentation, policy, flow and process telemetry, inventory, vulnerability and reachability, or forensic reconstruction. Direct is still evidence, not an attestation.</w:t>
       </w:r>
     </w:p>
     <w:p>
@@ -295,10 +295,10 @@
         <w:rPr>
           <w:b/>
         </w:rPr>
-        <w:t>Partial Coverage</w:t>
+        <w:t>Supporting</w:t>
       </w:r>
       <w:r>
-        <w:t xml:space="preserve"> means file that export next to another control.</w:t>
+        <w:t xml:space="preserve"> means Secure Workload contributes an input that feeds or complements another control, tool, or process — detection input only, reconciled against an external register, or one log source among several.</w:t>
       </w:r>
     </w:p>
     <w:p>
@@ -310,19 +310,13 @@
         <w:t>Evidence Required</w:t>
       </w:r>
       <w:r>
-        <w:t xml:space="preserve"> means Secure Workload has no record. The customer files the contract, the analysis, or the HR or physical-security evidence.</w:t>
+        <w:t xml:space="preserve"> means Secure Workload has no record for that row. The customer supplies the contract, the analysis, or the HR / physical-security evidence from another control.</w:t>
       </w:r>
     </w:p>
     <w:p>
       <w:pPr/>
       <w:r>
-        <w:rPr>
-          <w:b/>
-        </w:rPr>
-        <w:t>Direct, Supporting, and Out of scope</w:t>
-      </w:r>
-      <w:r>
-        <w:t xml:space="preserve"> on the newer reports are the same idea in different words. Direct is still evidence, not a pass.</w:t>
+        <w:t>Every report in this set now uses the same three coverage words — Direct, Supporting, and Evidence Required. Coverage describes what evidence Secure Workload produces; it never means the control is passed.</w:t>
       </w:r>
     </w:p>
     <w:p>
@@ -589,6 +583,14 @@
           <w:end w:w="108" w:type="dxa"/>
         </w:tblCellMar>
         <w:tblLook w:noHBand="0" w:lastColumn="0" w:firstColumn="0" w:lastRow="0" w:firstRow="1" w:noVBand="0" w:val="0020"/>
+        <w:tblBorders>
+          <w:top w:val="single" w:sz="4" w:space="0" w:color="BFBFBF"/>
+          <w:left w:val="single" w:sz="4" w:space="0" w:color="BFBFBF"/>
+          <w:bottom w:val="single" w:sz="4" w:space="0" w:color="BFBFBF"/>
+          <w:right w:val="single" w:sz="4" w:space="0" w:color="BFBFBF"/>
+          <w:insideH w:val="single" w:sz="4" w:space="0" w:color="BFBFBF"/>
+          <w:insideV w:val="single" w:sz="4" w:space="0" w:color="BFBFBF"/>
+        </w:tblBorders>
       </w:tblPr>
       <w:tblGrid>
         <w:gridCol w:w="2339"/>
@@ -607,24 +609,27 @@
               <w:bottom w:val="single" w:sz="6" w:space="0" w:color="000000"/>
             </w:tcBorders>
             <w:vAlign w:val="bottom"/>
-          </w:tcPr>
-          <w:p>
-            <w:pPr>
-              <w:pStyle w:val="Compact"/>
-              <w:widowControl/>
-              <w:spacing w:before="36" w:after="36"/>
-              <w:jc w:val="start"/>
-              <w:rPr>
-                <w:rFonts w:ascii="Aptos" w:hAnsi="Aptos" w:eastAsia="" w:cs=""/>
-                <w:kern w:val="0"/>
-                <w:sz w:val="24"/>
-                <w:szCs w:val="24"/>
-                <w:lang w:val="en-US" w:eastAsia="zh-CN" w:bidi="ar-SA"/>
-              </w:rPr>
-            </w:pPr>
-            <w:r>
-              <w:rPr>
-                <w:rFonts w:eastAsia="" w:cs=""/>
+            <w:shd w:val="clear" w:color="auto" w:fill="003366"/>
+          </w:tcPr>
+          <w:p>
+            <w:pPr>
+              <w:pStyle w:val="Compact"/>
+              <w:widowControl/>
+              <w:spacing w:before="36" w:after="36"/>
+              <w:jc w:val="start"/>
+              <w:rPr>
+                <w:rFonts w:ascii="Aptos" w:hAnsi="Aptos" w:eastAsia="" w:cs=""/>
+                <w:kern w:val="0"/>
+                <w:sz w:val="24"/>
+                <w:szCs w:val="24"/>
+                <w:lang w:val="en-US" w:eastAsia="zh-CN" w:bidi="ar-SA"/>
+              </w:rPr>
+            </w:pPr>
+            <w:r>
+              <w:rPr>
+                <w:rFonts w:eastAsia="" w:cs=""/>
+                <w:b/>
+                <w:color w:val="FFFFFF"/>
                 <w:kern w:val="0"/>
                 <w:sz w:val="24"/>
                 <w:szCs w:val="24"/>
@@ -641,24 +646,27 @@
               <w:bottom w:val="single" w:sz="6" w:space="0" w:color="000000"/>
             </w:tcBorders>
             <w:vAlign w:val="bottom"/>
-          </w:tcPr>
-          <w:p>
-            <w:pPr>
-              <w:pStyle w:val="Compact"/>
-              <w:widowControl/>
-              <w:spacing w:before="36" w:after="36"/>
-              <w:jc w:val="start"/>
-              <w:rPr>
-                <w:rFonts w:ascii="Aptos" w:hAnsi="Aptos" w:eastAsia="" w:cs=""/>
-                <w:kern w:val="0"/>
-                <w:sz w:val="24"/>
-                <w:szCs w:val="24"/>
-                <w:lang w:val="en-US" w:eastAsia="zh-CN" w:bidi="ar-SA"/>
-              </w:rPr>
-            </w:pPr>
-            <w:r>
-              <w:rPr>
-                <w:rFonts w:eastAsia="" w:cs=""/>
+            <w:shd w:val="clear" w:color="auto" w:fill="003366"/>
+          </w:tcPr>
+          <w:p>
+            <w:pPr>
+              <w:pStyle w:val="Compact"/>
+              <w:widowControl/>
+              <w:spacing w:before="36" w:after="36"/>
+              <w:jc w:val="start"/>
+              <w:rPr>
+                <w:rFonts w:ascii="Aptos" w:hAnsi="Aptos" w:eastAsia="" w:cs=""/>
+                <w:kern w:val="0"/>
+                <w:sz w:val="24"/>
+                <w:szCs w:val="24"/>
+                <w:lang w:val="en-US" w:eastAsia="zh-CN" w:bidi="ar-SA"/>
+              </w:rPr>
+            </w:pPr>
+            <w:r>
+              <w:rPr>
+                <w:rFonts w:eastAsia="" w:cs=""/>
+                <w:b/>
+                <w:color w:val="FFFFFF"/>
                 <w:kern w:val="0"/>
                 <w:sz w:val="24"/>
                 <w:szCs w:val="24"/>
@@ -675,24 +683,27 @@
               <w:bottom w:val="single" w:sz="6" w:space="0" w:color="000000"/>
             </w:tcBorders>
             <w:vAlign w:val="bottom"/>
-          </w:tcPr>
-          <w:p>
-            <w:pPr>
-              <w:pStyle w:val="Compact"/>
-              <w:widowControl/>
-              <w:spacing w:before="36" w:after="36"/>
-              <w:jc w:val="start"/>
-              <w:rPr>
-                <w:rFonts w:ascii="Aptos" w:hAnsi="Aptos" w:eastAsia="" w:cs=""/>
-                <w:kern w:val="0"/>
-                <w:sz w:val="24"/>
-                <w:szCs w:val="24"/>
-                <w:lang w:val="en-US" w:eastAsia="zh-CN" w:bidi="ar-SA"/>
-              </w:rPr>
-            </w:pPr>
-            <w:r>
-              <w:rPr>
-                <w:rFonts w:eastAsia="" w:cs=""/>
+            <w:shd w:val="clear" w:color="auto" w:fill="003366"/>
+          </w:tcPr>
+          <w:p>
+            <w:pPr>
+              <w:pStyle w:val="Compact"/>
+              <w:widowControl/>
+              <w:spacing w:before="36" w:after="36"/>
+              <w:jc w:val="start"/>
+              <w:rPr>
+                <w:rFonts w:ascii="Aptos" w:hAnsi="Aptos" w:eastAsia="" w:cs=""/>
+                <w:kern w:val="0"/>
+                <w:sz w:val="24"/>
+                <w:szCs w:val="24"/>
+                <w:lang w:val="en-US" w:eastAsia="zh-CN" w:bidi="ar-SA"/>
+              </w:rPr>
+            </w:pPr>
+            <w:r>
+              <w:rPr>
+                <w:rFonts w:eastAsia="" w:cs=""/>
+                <w:b/>
+                <w:color w:val="FFFFFF"/>
                 <w:kern w:val="0"/>
                 <w:sz w:val="24"/>
                 <w:szCs w:val="24"/>
@@ -709,24 +720,27 @@
               <w:bottom w:val="single" w:sz="6" w:space="0" w:color="000000"/>
             </w:tcBorders>
             <w:vAlign w:val="bottom"/>
-          </w:tcPr>
-          <w:p>
-            <w:pPr>
-              <w:pStyle w:val="Compact"/>
-              <w:widowControl/>
-              <w:spacing w:before="36" w:after="36"/>
-              <w:jc w:val="start"/>
-              <w:rPr>
-                <w:rFonts w:ascii="Aptos" w:hAnsi="Aptos" w:eastAsia="" w:cs=""/>
-                <w:kern w:val="0"/>
-                <w:sz w:val="24"/>
-                <w:szCs w:val="24"/>
-                <w:lang w:val="en-US" w:eastAsia="zh-CN" w:bidi="ar-SA"/>
-              </w:rPr>
-            </w:pPr>
-            <w:r>
-              <w:rPr>
-                <w:rFonts w:eastAsia="" w:cs=""/>
+            <w:shd w:val="clear" w:color="auto" w:fill="003366"/>
+          </w:tcPr>
+          <w:p>
+            <w:pPr>
+              <w:pStyle w:val="Compact"/>
+              <w:widowControl/>
+              <w:spacing w:before="36" w:after="36"/>
+              <w:jc w:val="start"/>
+              <w:rPr>
+                <w:rFonts w:ascii="Aptos" w:hAnsi="Aptos" w:eastAsia="" w:cs=""/>
+                <w:kern w:val="0"/>
+                <w:sz w:val="24"/>
+                <w:szCs w:val="24"/>
+                <w:lang w:val="en-US" w:eastAsia="zh-CN" w:bidi="ar-SA"/>
+              </w:rPr>
+            </w:pPr>
+            <w:r>
+              <w:rPr>
+                <w:rFonts w:eastAsia="" w:cs=""/>
+                <w:b/>
+                <w:color w:val="FFFFFF"/>
                 <w:kern w:val="0"/>
                 <w:sz w:val="24"/>
                 <w:szCs w:val="24"/>
@@ -805,28 +819,26 @@
           <w:tcPr>
             <w:tcW w:w="2340" w:type="dxa"/>
             <w:tcBorders/>
-          </w:tcPr>
-          <w:p>
-            <w:pPr>
-              <w:pStyle w:val="Compact"/>
-              <w:widowControl/>
-              <w:spacing w:before="36" w:after="36"/>
-              <w:jc w:val="start"/>
-              <w:rPr>
-                <w:rFonts w:ascii="Aptos" w:hAnsi="Aptos" w:eastAsia="" w:cs=""/>
-                <w:kern w:val="0"/>
-                <w:sz w:val="24"/>
-                <w:szCs w:val="24"/>
-                <w:lang w:val="en-US" w:eastAsia="zh-CN" w:bidi="ar-SA"/>
-              </w:rPr>
-            </w:pPr>
-            <w:r>
-              <w:rPr>
-                <w:rFonts w:eastAsia="" w:cs=""/>
-                <w:kern w:val="0"/>
-                <w:sz w:val="24"/>
-                <w:szCs w:val="24"/>
-                <w:lang w:val="en-US" w:eastAsia="zh-CN" w:bidi="ar-SA"/>
+            <w:shd w:val="clear" w:color="auto" w:fill="107C41"/>
+          </w:tcPr>
+          <w:p>
+            <w:pPr>
+              <w:pStyle w:val="Compact"/>
+              <w:widowControl/>
+              <w:spacing w:before="36" w:after="36"/>
+              <w:jc w:val="start"/>
+              <w:rPr>
+                <w:rFonts w:ascii="Aptos" w:hAnsi="Aptos" w:eastAsia="" w:cs=""/>
+                <w:kern w:val="0"/>
+                <w:sz w:val="24"/>
+                <w:szCs w:val="24"/>
+                <w:lang w:val="en-US" w:eastAsia="zh-CN" w:bidi="ar-SA"/>
+              </w:rPr>
+            </w:pPr>
+            <w:r>
+              <w:rPr>
+                <w:b/>
+                <w:color w:val="FFFFFF"/>
               </w:rPr>
               <w:t>Direct</w:t>
             </w:r>
@@ -870,6 +882,7 @@
           <w:tcPr>
             <w:tcW w:w="2339" w:type="dxa"/>
             <w:tcBorders/>
+            <w:shd w:val="clear" w:color="auto" w:fill="F2F2F2"/>
           </w:tcPr>
           <w:p>
             <w:pPr>
@@ -901,6 +914,7 @@
           <w:tcPr>
             <w:tcW w:w="2340" w:type="dxa"/>
             <w:tcBorders/>
+            <w:shd w:val="clear" w:color="auto" w:fill="F2F2F2"/>
           </w:tcPr>
           <w:p>
             <w:pPr>
@@ -932,28 +946,26 @@
           <w:tcPr>
             <w:tcW w:w="2340" w:type="dxa"/>
             <w:tcBorders/>
-          </w:tcPr>
-          <w:p>
-            <w:pPr>
-              <w:pStyle w:val="Compact"/>
-              <w:widowControl/>
-              <w:spacing w:before="36" w:after="36"/>
-              <w:jc w:val="start"/>
-              <w:rPr>
-                <w:rFonts w:ascii="Aptos" w:hAnsi="Aptos" w:eastAsia="" w:cs=""/>
-                <w:kern w:val="0"/>
-                <w:sz w:val="24"/>
-                <w:szCs w:val="24"/>
-                <w:lang w:val="en-US" w:eastAsia="zh-CN" w:bidi="ar-SA"/>
-              </w:rPr>
-            </w:pPr>
-            <w:r>
-              <w:rPr>
-                <w:rFonts w:eastAsia="" w:cs=""/>
-                <w:kern w:val="0"/>
-                <w:sz w:val="24"/>
-                <w:szCs w:val="24"/>
-                <w:lang w:val="en-US" w:eastAsia="zh-CN" w:bidi="ar-SA"/>
+            <w:shd w:val="clear" w:color="auto" w:fill="107C41"/>
+          </w:tcPr>
+          <w:p>
+            <w:pPr>
+              <w:pStyle w:val="Compact"/>
+              <w:widowControl/>
+              <w:spacing w:before="36" w:after="36"/>
+              <w:jc w:val="start"/>
+              <w:rPr>
+                <w:rFonts w:ascii="Aptos" w:hAnsi="Aptos" w:eastAsia="" w:cs=""/>
+                <w:kern w:val="0"/>
+                <w:sz w:val="24"/>
+                <w:szCs w:val="24"/>
+                <w:lang w:val="en-US" w:eastAsia="zh-CN" w:bidi="ar-SA"/>
+              </w:rPr>
+            </w:pPr>
+            <w:r>
+              <w:rPr>
+                <w:b/>
+                <w:color w:val="FFFFFF"/>
               </w:rPr>
               <w:t>Direct</w:t>
             </w:r>
@@ -963,6 +975,7 @@
           <w:tcPr>
             <w:tcW w:w="2341" w:type="dxa"/>
             <w:tcBorders/>
+            <w:shd w:val="clear" w:color="auto" w:fill="F2F2F2"/>
           </w:tcPr>
           <w:p>
             <w:pPr>
@@ -1059,28 +1072,26 @@
           <w:tcPr>
             <w:tcW w:w="2340" w:type="dxa"/>
             <w:tcBorders/>
-          </w:tcPr>
-          <w:p>
-            <w:pPr>
-              <w:pStyle w:val="Compact"/>
-              <w:widowControl/>
-              <w:spacing w:before="36" w:after="36"/>
-              <w:jc w:val="start"/>
-              <w:rPr>
-                <w:rFonts w:ascii="Aptos" w:hAnsi="Aptos" w:eastAsia="" w:cs=""/>
-                <w:kern w:val="0"/>
-                <w:sz w:val="24"/>
-                <w:szCs w:val="24"/>
-                <w:lang w:val="en-US" w:eastAsia="zh-CN" w:bidi="ar-SA"/>
-              </w:rPr>
-            </w:pPr>
-            <w:r>
-              <w:rPr>
-                <w:rFonts w:eastAsia="" w:cs=""/>
-                <w:kern w:val="0"/>
-                <w:sz w:val="24"/>
-                <w:szCs w:val="24"/>
-                <w:lang w:val="en-US" w:eastAsia="zh-CN" w:bidi="ar-SA"/>
+            <w:shd w:val="clear" w:color="auto" w:fill="C55A11"/>
+          </w:tcPr>
+          <w:p>
+            <w:pPr>
+              <w:pStyle w:val="Compact"/>
+              <w:widowControl/>
+              <w:spacing w:before="36" w:after="36"/>
+              <w:jc w:val="start"/>
+              <w:rPr>
+                <w:rFonts w:ascii="Aptos" w:hAnsi="Aptos" w:eastAsia="" w:cs=""/>
+                <w:kern w:val="0"/>
+                <w:sz w:val="24"/>
+                <w:szCs w:val="24"/>
+                <w:lang w:val="en-US" w:eastAsia="zh-CN" w:bidi="ar-SA"/>
+              </w:rPr>
+            </w:pPr>
+            <w:r>
+              <w:rPr>
+                <w:b/>
+                <w:color w:val="FFFFFF"/>
               </w:rPr>
               <w:t>Supporting</w:t>
             </w:r>
@@ -1124,6 +1135,7 @@
           <w:tcPr>
             <w:tcW w:w="2339" w:type="dxa"/>
             <w:tcBorders/>
+            <w:shd w:val="clear" w:color="auto" w:fill="F2F2F2"/>
           </w:tcPr>
           <w:p>
             <w:pPr>
@@ -1155,6 +1167,7 @@
           <w:tcPr>
             <w:tcW w:w="2340" w:type="dxa"/>
             <w:tcBorders/>
+            <w:shd w:val="clear" w:color="auto" w:fill="F2F2F2"/>
           </w:tcPr>
           <w:p>
             <w:pPr>
@@ -1186,28 +1199,26 @@
           <w:tcPr>
             <w:tcW w:w="2340" w:type="dxa"/>
             <w:tcBorders/>
-          </w:tcPr>
-          <w:p>
-            <w:pPr>
-              <w:pStyle w:val="Compact"/>
-              <w:widowControl/>
-              <w:spacing w:before="36" w:after="36"/>
-              <w:jc w:val="start"/>
-              <w:rPr>
-                <w:rFonts w:ascii="Aptos" w:hAnsi="Aptos" w:eastAsia="" w:cs=""/>
-                <w:kern w:val="0"/>
-                <w:sz w:val="24"/>
-                <w:szCs w:val="24"/>
-                <w:lang w:val="en-US" w:eastAsia="zh-CN" w:bidi="ar-SA"/>
-              </w:rPr>
-            </w:pPr>
-            <w:r>
-              <w:rPr>
-                <w:rFonts w:eastAsia="" w:cs=""/>
-                <w:kern w:val="0"/>
-                <w:sz w:val="24"/>
-                <w:szCs w:val="24"/>
-                <w:lang w:val="en-US" w:eastAsia="zh-CN" w:bidi="ar-SA"/>
+            <w:shd w:val="clear" w:color="auto" w:fill="107C41"/>
+          </w:tcPr>
+          <w:p>
+            <w:pPr>
+              <w:pStyle w:val="Compact"/>
+              <w:widowControl/>
+              <w:spacing w:before="36" w:after="36"/>
+              <w:jc w:val="start"/>
+              <w:rPr>
+                <w:rFonts w:ascii="Aptos" w:hAnsi="Aptos" w:eastAsia="" w:cs=""/>
+                <w:kern w:val="0"/>
+                <w:sz w:val="24"/>
+                <w:szCs w:val="24"/>
+                <w:lang w:val="en-US" w:eastAsia="zh-CN" w:bidi="ar-SA"/>
+              </w:rPr>
+            </w:pPr>
+            <w:r>
+              <w:rPr>
+                <w:b/>
+                <w:color w:val="FFFFFF"/>
               </w:rPr>
               <w:t>Direct</w:t>
             </w:r>
@@ -1217,6 +1228,7 @@
           <w:tcPr>
             <w:tcW w:w="2341" w:type="dxa"/>
             <w:tcBorders/>
+            <w:shd w:val="clear" w:color="auto" w:fill="F2F2F2"/>
           </w:tcPr>
           <w:p>
             <w:pPr>
@@ -1313,30 +1325,28 @@
           <w:tcPr>
             <w:tcW w:w="2340" w:type="dxa"/>
             <w:tcBorders/>
-          </w:tcPr>
-          <w:p>
-            <w:pPr>
-              <w:pStyle w:val="Compact"/>
-              <w:widowControl/>
-              <w:spacing w:before="36" w:after="36"/>
-              <w:jc w:val="start"/>
-              <w:rPr>
-                <w:rFonts w:ascii="Aptos" w:hAnsi="Aptos" w:eastAsia="" w:cs=""/>
-                <w:kern w:val="0"/>
-                <w:sz w:val="24"/>
-                <w:szCs w:val="24"/>
-                <w:lang w:val="en-US" w:eastAsia="zh-CN" w:bidi="ar-SA"/>
-              </w:rPr>
-            </w:pPr>
-            <w:r>
-              <w:rPr>
-                <w:rFonts w:eastAsia="" w:cs=""/>
-                <w:kern w:val="0"/>
-                <w:sz w:val="24"/>
-                <w:szCs w:val="24"/>
-                <w:lang w:val="en-US" w:eastAsia="zh-CN" w:bidi="ar-SA"/>
-              </w:rPr>
-              <w:t>Out of scope</w:t>
+            <w:shd w:val="clear" w:color="auto" w:fill="808080"/>
+          </w:tcPr>
+          <w:p>
+            <w:pPr>
+              <w:pStyle w:val="Compact"/>
+              <w:widowControl/>
+              <w:spacing w:before="36" w:after="36"/>
+              <w:jc w:val="start"/>
+              <w:rPr>
+                <w:rFonts w:ascii="Aptos" w:hAnsi="Aptos" w:eastAsia="" w:cs=""/>
+                <w:kern w:val="0"/>
+                <w:sz w:val="24"/>
+                <w:szCs w:val="24"/>
+                <w:lang w:val="en-US" w:eastAsia="zh-CN" w:bidi="ar-SA"/>
+              </w:rPr>
+            </w:pPr>
+            <w:r>
+              <w:rPr>
+                <w:b/>
+                <w:color w:val="FFFFFF"/>
+              </w:rPr>
+              <w:t>Evidence Required</w:t>
             </w:r>
           </w:p>
         </w:tc>
@@ -1378,6 +1388,7 @@
           <w:tcPr>
             <w:tcW w:w="2339" w:type="dxa"/>
             <w:tcBorders/>
+            <w:shd w:val="clear" w:color="auto" w:fill="F2F2F2"/>
           </w:tcPr>
           <w:p>
             <w:pPr>
@@ -1409,6 +1420,7 @@
           <w:tcPr>
             <w:tcW w:w="2340" w:type="dxa"/>
             <w:tcBorders/>
+            <w:shd w:val="clear" w:color="auto" w:fill="F2F2F2"/>
           </w:tcPr>
           <w:p>
             <w:pPr>
@@ -1440,28 +1452,26 @@
           <w:tcPr>
             <w:tcW w:w="2340" w:type="dxa"/>
             <w:tcBorders/>
-          </w:tcPr>
-          <w:p>
-            <w:pPr>
-              <w:pStyle w:val="Compact"/>
-              <w:widowControl/>
-              <w:spacing w:before="36" w:after="36"/>
-              <w:jc w:val="start"/>
-              <w:rPr>
-                <w:rFonts w:ascii="Aptos" w:hAnsi="Aptos" w:eastAsia="" w:cs=""/>
-                <w:kern w:val="0"/>
-                <w:sz w:val="24"/>
-                <w:szCs w:val="24"/>
-                <w:lang w:val="en-US" w:eastAsia="zh-CN" w:bidi="ar-SA"/>
-              </w:rPr>
-            </w:pPr>
-            <w:r>
-              <w:rPr>
-                <w:rFonts w:eastAsia="" w:cs=""/>
-                <w:kern w:val="0"/>
-                <w:sz w:val="24"/>
-                <w:szCs w:val="24"/>
-                <w:lang w:val="en-US" w:eastAsia="zh-CN" w:bidi="ar-SA"/>
+            <w:shd w:val="clear" w:color="auto" w:fill="C55A11"/>
+          </w:tcPr>
+          <w:p>
+            <w:pPr>
+              <w:pStyle w:val="Compact"/>
+              <w:widowControl/>
+              <w:spacing w:before="36" w:after="36"/>
+              <w:jc w:val="start"/>
+              <w:rPr>
+                <w:rFonts w:ascii="Aptos" w:hAnsi="Aptos" w:eastAsia="" w:cs=""/>
+                <w:kern w:val="0"/>
+                <w:sz w:val="24"/>
+                <w:szCs w:val="24"/>
+                <w:lang w:val="en-US" w:eastAsia="zh-CN" w:bidi="ar-SA"/>
+              </w:rPr>
+            </w:pPr>
+            <w:r>
+              <w:rPr>
+                <w:b/>
+                <w:color w:val="FFFFFF"/>
               </w:rPr>
               <w:t>Supporting</w:t>
             </w:r>
@@ -1471,6 +1481,7 @@
           <w:tcPr>
             <w:tcW w:w="2341" w:type="dxa"/>
             <w:tcBorders/>
+            <w:shd w:val="clear" w:color="auto" w:fill="F2F2F2"/>
           </w:tcPr>
           <w:p>
             <w:pPr>
@@ -1567,28 +1578,26 @@
           <w:tcPr>
             <w:tcW w:w="2340" w:type="dxa"/>
             <w:tcBorders/>
-          </w:tcPr>
-          <w:p>
-            <w:pPr>
-              <w:pStyle w:val="Compact"/>
-              <w:widowControl/>
-              <w:spacing w:before="36" w:after="36"/>
-              <w:jc w:val="start"/>
-              <w:rPr>
-                <w:rFonts w:ascii="Aptos" w:hAnsi="Aptos" w:eastAsia="" w:cs=""/>
-                <w:kern w:val="0"/>
-                <w:sz w:val="24"/>
-                <w:szCs w:val="24"/>
-                <w:lang w:val="en-US" w:eastAsia="zh-CN" w:bidi="ar-SA"/>
-              </w:rPr>
-            </w:pPr>
-            <w:r>
-              <w:rPr>
-                <w:rFonts w:eastAsia="" w:cs=""/>
-                <w:kern w:val="0"/>
-                <w:sz w:val="24"/>
-                <w:szCs w:val="24"/>
-                <w:lang w:val="en-US" w:eastAsia="zh-CN" w:bidi="ar-SA"/>
+            <w:shd w:val="clear" w:color="auto" w:fill="107C41"/>
+          </w:tcPr>
+          <w:p>
+            <w:pPr>
+              <w:pStyle w:val="Compact"/>
+              <w:widowControl/>
+              <w:spacing w:before="36" w:after="36"/>
+              <w:jc w:val="start"/>
+              <w:rPr>
+                <w:rFonts w:ascii="Aptos" w:hAnsi="Aptos" w:eastAsia="" w:cs=""/>
+                <w:kern w:val="0"/>
+                <w:sz w:val="24"/>
+                <w:szCs w:val="24"/>
+                <w:lang w:val="en-US" w:eastAsia="zh-CN" w:bidi="ar-SA"/>
+              </w:rPr>
+            </w:pPr>
+            <w:r>
+              <w:rPr>
+                <w:b/>
+                <w:color w:val="FFFFFF"/>
               </w:rPr>
               <w:t>Direct</w:t>
             </w:r>
@@ -1632,6 +1641,7 @@
           <w:tcPr>
             <w:tcW w:w="2339" w:type="dxa"/>
             <w:tcBorders/>
+            <w:shd w:val="clear" w:color="auto" w:fill="F2F2F2"/>
           </w:tcPr>
           <w:p>
             <w:pPr>
@@ -1663,6 +1673,7 @@
           <w:tcPr>
             <w:tcW w:w="2340" w:type="dxa"/>
             <w:tcBorders/>
+            <w:shd w:val="clear" w:color="auto" w:fill="F2F2F2"/>
           </w:tcPr>
           <w:p>
             <w:pPr>
@@ -1694,28 +1705,26 @@
           <w:tcPr>
             <w:tcW w:w="2340" w:type="dxa"/>
             <w:tcBorders/>
-          </w:tcPr>
-          <w:p>
-            <w:pPr>
-              <w:pStyle w:val="Compact"/>
-              <w:widowControl/>
-              <w:spacing w:before="36" w:after="36"/>
-              <w:jc w:val="start"/>
-              <w:rPr>
-                <w:rFonts w:ascii="Aptos" w:hAnsi="Aptos" w:eastAsia="" w:cs=""/>
-                <w:kern w:val="0"/>
-                <w:sz w:val="24"/>
-                <w:szCs w:val="24"/>
-                <w:lang w:val="en-US" w:eastAsia="zh-CN" w:bidi="ar-SA"/>
-              </w:rPr>
-            </w:pPr>
-            <w:r>
-              <w:rPr>
-                <w:rFonts w:eastAsia="" w:cs=""/>
-                <w:kern w:val="0"/>
-                <w:sz w:val="24"/>
-                <w:szCs w:val="24"/>
-                <w:lang w:val="en-US" w:eastAsia="zh-CN" w:bidi="ar-SA"/>
+            <w:shd w:val="clear" w:color="auto" w:fill="107C41"/>
+          </w:tcPr>
+          <w:p>
+            <w:pPr>
+              <w:pStyle w:val="Compact"/>
+              <w:widowControl/>
+              <w:spacing w:before="36" w:after="36"/>
+              <w:jc w:val="start"/>
+              <w:rPr>
+                <w:rFonts w:ascii="Aptos" w:hAnsi="Aptos" w:eastAsia="" w:cs=""/>
+                <w:kern w:val="0"/>
+                <w:sz w:val="24"/>
+                <w:szCs w:val="24"/>
+                <w:lang w:val="en-US" w:eastAsia="zh-CN" w:bidi="ar-SA"/>
+              </w:rPr>
+            </w:pPr>
+            <w:r>
+              <w:rPr>
+                <w:b/>
+                <w:color w:val="FFFFFF"/>
               </w:rPr>
               <w:t>Direct</w:t>
             </w:r>
@@ -1725,6 +1734,7 @@
           <w:tcPr>
             <w:tcW w:w="2341" w:type="dxa"/>
             <w:tcBorders/>
+            <w:shd w:val="clear" w:color="auto" w:fill="F2F2F2"/>
           </w:tcPr>
           <w:p>
             <w:pPr>
@@ -1821,30 +1831,28 @@
           <w:tcPr>
             <w:tcW w:w="2340" w:type="dxa"/>
             <w:tcBorders/>
-          </w:tcPr>
-          <w:p>
-            <w:pPr>
-              <w:pStyle w:val="Compact"/>
-              <w:widowControl/>
-              <w:spacing w:before="36" w:after="36"/>
-              <w:jc w:val="start"/>
-              <w:rPr>
-                <w:rFonts w:ascii="Aptos" w:hAnsi="Aptos" w:eastAsia="" w:cs=""/>
-                <w:kern w:val="0"/>
-                <w:sz w:val="24"/>
-                <w:szCs w:val="24"/>
-                <w:lang w:val="en-US" w:eastAsia="zh-CN" w:bidi="ar-SA"/>
-              </w:rPr>
-            </w:pPr>
-            <w:r>
-              <w:rPr>
-                <w:rFonts w:eastAsia="" w:cs=""/>
-                <w:kern w:val="0"/>
-                <w:sz w:val="24"/>
-                <w:szCs w:val="24"/>
-                <w:lang w:val="en-US" w:eastAsia="zh-CN" w:bidi="ar-SA"/>
-              </w:rPr>
-              <w:t>Out of scope</w:t>
+            <w:shd w:val="clear" w:color="auto" w:fill="808080"/>
+          </w:tcPr>
+          <w:p>
+            <w:pPr>
+              <w:pStyle w:val="Compact"/>
+              <w:widowControl/>
+              <w:spacing w:before="36" w:after="36"/>
+              <w:jc w:val="start"/>
+              <w:rPr>
+                <w:rFonts w:ascii="Aptos" w:hAnsi="Aptos" w:eastAsia="" w:cs=""/>
+                <w:kern w:val="0"/>
+                <w:sz w:val="24"/>
+                <w:szCs w:val="24"/>
+                <w:lang w:val="en-US" w:eastAsia="zh-CN" w:bidi="ar-SA"/>
+              </w:rPr>
+            </w:pPr>
+            <w:r>
+              <w:rPr>
+                <w:b/>
+                <w:color w:val="FFFFFF"/>
+              </w:rPr>
+              <w:t>Evidence Required</w:t>
             </w:r>
           </w:p>
         </w:tc>
@@ -1886,6 +1894,7 @@
           <w:tcPr>
             <w:tcW w:w="2339" w:type="dxa"/>
             <w:tcBorders/>
+            <w:shd w:val="clear" w:color="auto" w:fill="F2F2F2"/>
           </w:tcPr>
           <w:p>
             <w:pPr>
@@ -1917,6 +1926,7 @@
           <w:tcPr>
             <w:tcW w:w="2340" w:type="dxa"/>
             <w:tcBorders/>
+            <w:shd w:val="clear" w:color="auto" w:fill="F2F2F2"/>
           </w:tcPr>
           <w:p>
             <w:pPr>
@@ -1948,28 +1958,26 @@
           <w:tcPr>
             <w:tcW w:w="2340" w:type="dxa"/>
             <w:tcBorders/>
-          </w:tcPr>
-          <w:p>
-            <w:pPr>
-              <w:pStyle w:val="Compact"/>
-              <w:widowControl/>
-              <w:spacing w:before="36" w:after="36"/>
-              <w:jc w:val="start"/>
-              <w:rPr>
-                <w:rFonts w:ascii="Aptos" w:hAnsi="Aptos" w:eastAsia="" w:cs=""/>
-                <w:kern w:val="0"/>
-                <w:sz w:val="24"/>
-                <w:szCs w:val="24"/>
-                <w:lang w:val="en-US" w:eastAsia="zh-CN" w:bidi="ar-SA"/>
-              </w:rPr>
-            </w:pPr>
-            <w:r>
-              <w:rPr>
-                <w:rFonts w:eastAsia="" w:cs=""/>
-                <w:kern w:val="0"/>
-                <w:sz w:val="24"/>
-                <w:szCs w:val="24"/>
-                <w:lang w:val="en-US" w:eastAsia="zh-CN" w:bidi="ar-SA"/>
+            <w:shd w:val="clear" w:color="auto" w:fill="C55A11"/>
+          </w:tcPr>
+          <w:p>
+            <w:pPr>
+              <w:pStyle w:val="Compact"/>
+              <w:widowControl/>
+              <w:spacing w:before="36" w:after="36"/>
+              <w:jc w:val="start"/>
+              <w:rPr>
+                <w:rFonts w:ascii="Aptos" w:hAnsi="Aptos" w:eastAsia="" w:cs=""/>
+                <w:kern w:val="0"/>
+                <w:sz w:val="24"/>
+                <w:szCs w:val="24"/>
+                <w:lang w:val="en-US" w:eastAsia="zh-CN" w:bidi="ar-SA"/>
+              </w:rPr>
+            </w:pPr>
+            <w:r>
+              <w:rPr>
+                <w:b/>
+                <w:color w:val="FFFFFF"/>
               </w:rPr>
               <w:t>Supporting</w:t>
             </w:r>
@@ -1979,6 +1987,7 @@
           <w:tcPr>
             <w:tcW w:w="2341" w:type="dxa"/>
             <w:tcBorders/>
+            <w:shd w:val="clear" w:color="auto" w:fill="F2F2F2"/>
           </w:tcPr>
           <w:p>
             <w:pPr>
@@ -2075,30 +2084,28 @@
           <w:tcPr>
             <w:tcW w:w="2340" w:type="dxa"/>
             <w:tcBorders/>
-          </w:tcPr>
-          <w:p>
-            <w:pPr>
-              <w:pStyle w:val="Compact"/>
-              <w:widowControl/>
-              <w:spacing w:before="36" w:after="36"/>
-              <w:jc w:val="start"/>
-              <w:rPr>
-                <w:rFonts w:ascii="Aptos" w:hAnsi="Aptos" w:eastAsia="" w:cs=""/>
-                <w:kern w:val="0"/>
-                <w:sz w:val="24"/>
-                <w:szCs w:val="24"/>
-                <w:lang w:val="en-US" w:eastAsia="zh-CN" w:bidi="ar-SA"/>
-              </w:rPr>
-            </w:pPr>
-            <w:r>
-              <w:rPr>
-                <w:rFonts w:eastAsia="" w:cs=""/>
-                <w:kern w:val="0"/>
-                <w:sz w:val="24"/>
-                <w:szCs w:val="24"/>
-                <w:lang w:val="en-US" w:eastAsia="zh-CN" w:bidi="ar-SA"/>
-              </w:rPr>
-              <w:t>Out of scope</w:t>
+            <w:shd w:val="clear" w:color="auto" w:fill="808080"/>
+          </w:tcPr>
+          <w:p>
+            <w:pPr>
+              <w:pStyle w:val="Compact"/>
+              <w:widowControl/>
+              <w:spacing w:before="36" w:after="36"/>
+              <w:jc w:val="start"/>
+              <w:rPr>
+                <w:rFonts w:ascii="Aptos" w:hAnsi="Aptos" w:eastAsia="" w:cs=""/>
+                <w:kern w:val="0"/>
+                <w:sz w:val="24"/>
+                <w:szCs w:val="24"/>
+                <w:lang w:val="en-US" w:eastAsia="zh-CN" w:bidi="ar-SA"/>
+              </w:rPr>
+            </w:pPr>
+            <w:r>
+              <w:rPr>
+                <w:b/>
+                <w:color w:val="FFFFFF"/>
+              </w:rPr>
+              <w:t>Evidence Required</w:t>
             </w:r>
           </w:p>
         </w:tc>
@@ -2140,6 +2147,7 @@
           <w:tcPr>
             <w:tcW w:w="2339" w:type="dxa"/>
             <w:tcBorders/>
+            <w:shd w:val="clear" w:color="auto" w:fill="F2F2F2"/>
           </w:tcPr>
           <w:p>
             <w:pPr>
@@ -2171,6 +2179,7 @@
           <w:tcPr>
             <w:tcW w:w="2340" w:type="dxa"/>
             <w:tcBorders/>
+            <w:shd w:val="clear" w:color="auto" w:fill="F2F2F2"/>
           </w:tcPr>
           <w:p>
             <w:pPr>
@@ -2202,28 +2211,26 @@
           <w:tcPr>
             <w:tcW w:w="2340" w:type="dxa"/>
             <w:tcBorders/>
-          </w:tcPr>
-          <w:p>
-            <w:pPr>
-              <w:pStyle w:val="Compact"/>
-              <w:widowControl/>
-              <w:spacing w:before="36" w:after="36"/>
-              <w:jc w:val="start"/>
-              <w:rPr>
-                <w:rFonts w:ascii="Aptos" w:hAnsi="Aptos" w:eastAsia="" w:cs=""/>
-                <w:kern w:val="0"/>
-                <w:sz w:val="24"/>
-                <w:szCs w:val="24"/>
-                <w:lang w:val="en-US" w:eastAsia="zh-CN" w:bidi="ar-SA"/>
-              </w:rPr>
-            </w:pPr>
-            <w:r>
-              <w:rPr>
-                <w:rFonts w:eastAsia="" w:cs=""/>
-                <w:kern w:val="0"/>
-                <w:sz w:val="24"/>
-                <w:szCs w:val="24"/>
-                <w:lang w:val="en-US" w:eastAsia="zh-CN" w:bidi="ar-SA"/>
+            <w:shd w:val="clear" w:color="auto" w:fill="C55A11"/>
+          </w:tcPr>
+          <w:p>
+            <w:pPr>
+              <w:pStyle w:val="Compact"/>
+              <w:widowControl/>
+              <w:spacing w:before="36" w:after="36"/>
+              <w:jc w:val="start"/>
+              <w:rPr>
+                <w:rFonts w:ascii="Aptos" w:hAnsi="Aptos" w:eastAsia="" w:cs=""/>
+                <w:kern w:val="0"/>
+                <w:sz w:val="24"/>
+                <w:szCs w:val="24"/>
+                <w:lang w:val="en-US" w:eastAsia="zh-CN" w:bidi="ar-SA"/>
+              </w:rPr>
+            </w:pPr>
+            <w:r>
+              <w:rPr>
+                <w:b/>
+                <w:color w:val="FFFFFF"/>
               </w:rPr>
               <w:t>Supporting</w:t>
             </w:r>
@@ -2233,6 +2240,7 @@
           <w:tcPr>
             <w:tcW w:w="2341" w:type="dxa"/>
             <w:tcBorders/>
+            <w:shd w:val="clear" w:color="auto" w:fill="F2F2F2"/>
           </w:tcPr>
           <w:p>
             <w:pPr>
@@ -2329,28 +2337,26 @@
           <w:tcPr>
             <w:tcW w:w="2340" w:type="dxa"/>
             <w:tcBorders/>
-          </w:tcPr>
-          <w:p>
-            <w:pPr>
-              <w:pStyle w:val="Compact"/>
-              <w:widowControl/>
-              <w:spacing w:before="36" w:after="36"/>
-              <w:jc w:val="start"/>
-              <w:rPr>
-                <w:rFonts w:ascii="Aptos" w:hAnsi="Aptos" w:eastAsia="" w:cs=""/>
-                <w:kern w:val="0"/>
-                <w:sz w:val="24"/>
-                <w:szCs w:val="24"/>
-                <w:lang w:val="en-US" w:eastAsia="zh-CN" w:bidi="ar-SA"/>
-              </w:rPr>
-            </w:pPr>
-            <w:r>
-              <w:rPr>
-                <w:rFonts w:eastAsia="" w:cs=""/>
-                <w:kern w:val="0"/>
-                <w:sz w:val="24"/>
-                <w:szCs w:val="24"/>
-                <w:lang w:val="en-US" w:eastAsia="zh-CN" w:bidi="ar-SA"/>
+            <w:shd w:val="clear" w:color="auto" w:fill="107C41"/>
+          </w:tcPr>
+          <w:p>
+            <w:pPr>
+              <w:pStyle w:val="Compact"/>
+              <w:widowControl/>
+              <w:spacing w:before="36" w:after="36"/>
+              <w:jc w:val="start"/>
+              <w:rPr>
+                <w:rFonts w:ascii="Aptos" w:hAnsi="Aptos" w:eastAsia="" w:cs=""/>
+                <w:kern w:val="0"/>
+                <w:sz w:val="24"/>
+                <w:szCs w:val="24"/>
+                <w:lang w:val="en-US" w:eastAsia="zh-CN" w:bidi="ar-SA"/>
+              </w:rPr>
+            </w:pPr>
+            <w:r>
+              <w:rPr>
+                <w:b/>
+                <w:color w:val="FFFFFF"/>
               </w:rPr>
               <w:t>Direct</w:t>
             </w:r>
@@ -2394,6 +2400,7 @@
           <w:tcPr>
             <w:tcW w:w="2339" w:type="dxa"/>
             <w:tcBorders/>
+            <w:shd w:val="clear" w:color="auto" w:fill="F2F2F2"/>
           </w:tcPr>
           <w:p>
             <w:pPr>
@@ -2425,6 +2432,7 @@
           <w:tcPr>
             <w:tcW w:w="2340" w:type="dxa"/>
             <w:tcBorders/>
+            <w:shd w:val="clear" w:color="auto" w:fill="F2F2F2"/>
           </w:tcPr>
           <w:p>
             <w:pPr>
@@ -2456,30 +2464,28 @@
           <w:tcPr>
             <w:tcW w:w="2340" w:type="dxa"/>
             <w:tcBorders/>
-          </w:tcPr>
-          <w:p>
-            <w:pPr>
-              <w:pStyle w:val="Compact"/>
-              <w:widowControl/>
-              <w:spacing w:before="36" w:after="36"/>
-              <w:jc w:val="start"/>
-              <w:rPr>
-                <w:rFonts w:ascii="Aptos" w:hAnsi="Aptos" w:eastAsia="" w:cs=""/>
-                <w:kern w:val="0"/>
-                <w:sz w:val="24"/>
-                <w:szCs w:val="24"/>
-                <w:lang w:val="en-US" w:eastAsia="zh-CN" w:bidi="ar-SA"/>
-              </w:rPr>
-            </w:pPr>
-            <w:r>
-              <w:rPr>
-                <w:rFonts w:eastAsia="" w:cs=""/>
-                <w:kern w:val="0"/>
-                <w:sz w:val="24"/>
-                <w:szCs w:val="24"/>
-                <w:lang w:val="en-US" w:eastAsia="zh-CN" w:bidi="ar-SA"/>
-              </w:rPr>
-              <w:t>Out of scope</w:t>
+            <w:shd w:val="clear" w:color="auto" w:fill="808080"/>
+          </w:tcPr>
+          <w:p>
+            <w:pPr>
+              <w:pStyle w:val="Compact"/>
+              <w:widowControl/>
+              <w:spacing w:before="36" w:after="36"/>
+              <w:jc w:val="start"/>
+              <w:rPr>
+                <w:rFonts w:ascii="Aptos" w:hAnsi="Aptos" w:eastAsia="" w:cs=""/>
+                <w:kern w:val="0"/>
+                <w:sz w:val="24"/>
+                <w:szCs w:val="24"/>
+                <w:lang w:val="en-US" w:eastAsia="zh-CN" w:bidi="ar-SA"/>
+              </w:rPr>
+            </w:pPr>
+            <w:r>
+              <w:rPr>
+                <w:b/>
+                <w:color w:val="FFFFFF"/>
+              </w:rPr>
+              <w:t>Evidence Required</w:t>
             </w:r>
           </w:p>
         </w:tc>
@@ -2487,6 +2493,7 @@
           <w:tcPr>
             <w:tcW w:w="2341" w:type="dxa"/>
             <w:tcBorders/>
+            <w:shd w:val="clear" w:color="auto" w:fill="F2F2F2"/>
           </w:tcPr>
           <w:p>
             <w:pPr>
@@ -2583,28 +2590,26 @@
           <w:tcPr>
             <w:tcW w:w="2340" w:type="dxa"/>
             <w:tcBorders/>
-          </w:tcPr>
-          <w:p>
-            <w:pPr>
-              <w:pStyle w:val="Compact"/>
-              <w:widowControl/>
-              <w:spacing w:before="36" w:after="36"/>
-              <w:jc w:val="start"/>
-              <w:rPr>
-                <w:rFonts w:ascii="Aptos" w:hAnsi="Aptos" w:eastAsia="" w:cs=""/>
-                <w:kern w:val="0"/>
-                <w:sz w:val="24"/>
-                <w:szCs w:val="24"/>
-                <w:lang w:val="en-US" w:eastAsia="zh-CN" w:bidi="ar-SA"/>
-              </w:rPr>
-            </w:pPr>
-            <w:r>
-              <w:rPr>
-                <w:rFonts w:eastAsia="" w:cs=""/>
-                <w:kern w:val="0"/>
-                <w:sz w:val="24"/>
-                <w:szCs w:val="24"/>
-                <w:lang w:val="en-US" w:eastAsia="zh-CN" w:bidi="ar-SA"/>
+            <w:shd w:val="clear" w:color="auto" w:fill="C55A11"/>
+          </w:tcPr>
+          <w:p>
+            <w:pPr>
+              <w:pStyle w:val="Compact"/>
+              <w:widowControl/>
+              <w:spacing w:before="36" w:after="36"/>
+              <w:jc w:val="start"/>
+              <w:rPr>
+                <w:rFonts w:ascii="Aptos" w:hAnsi="Aptos" w:eastAsia="" w:cs=""/>
+                <w:kern w:val="0"/>
+                <w:sz w:val="24"/>
+                <w:szCs w:val="24"/>
+                <w:lang w:val="en-US" w:eastAsia="zh-CN" w:bidi="ar-SA"/>
+              </w:rPr>
+            </w:pPr>
+            <w:r>
+              <w:rPr>
+                <w:b/>
+                <w:color w:val="FFFFFF"/>
               </w:rPr>
               <w:t>Supporting</w:t>
             </w:r>
@@ -2648,6 +2653,7 @@
           <w:tcPr>
             <w:tcW w:w="2339" w:type="dxa"/>
             <w:tcBorders/>
+            <w:shd w:val="clear" w:color="auto" w:fill="F2F2F2"/>
           </w:tcPr>
           <w:p>
             <w:pPr>
@@ -2679,6 +2685,7 @@
           <w:tcPr>
             <w:tcW w:w="2340" w:type="dxa"/>
             <w:tcBorders/>
+            <w:shd w:val="clear" w:color="auto" w:fill="F2F2F2"/>
           </w:tcPr>
           <w:p>
             <w:pPr>
@@ -2710,28 +2717,26 @@
           <w:tcPr>
             <w:tcW w:w="2340" w:type="dxa"/>
             <w:tcBorders/>
-          </w:tcPr>
-          <w:p>
-            <w:pPr>
-              <w:pStyle w:val="Compact"/>
-              <w:widowControl/>
-              <w:spacing w:before="36" w:after="36"/>
-              <w:jc w:val="start"/>
-              <w:rPr>
-                <w:rFonts w:ascii="Aptos" w:hAnsi="Aptos" w:eastAsia="" w:cs=""/>
-                <w:kern w:val="0"/>
-                <w:sz w:val="24"/>
-                <w:szCs w:val="24"/>
-                <w:lang w:val="en-US" w:eastAsia="zh-CN" w:bidi="ar-SA"/>
-              </w:rPr>
-            </w:pPr>
-            <w:r>
-              <w:rPr>
-                <w:rFonts w:eastAsia="" w:cs=""/>
-                <w:kern w:val="0"/>
-                <w:sz w:val="24"/>
-                <w:szCs w:val="24"/>
-                <w:lang w:val="en-US" w:eastAsia="zh-CN" w:bidi="ar-SA"/>
+            <w:shd w:val="clear" w:color="auto" w:fill="C55A11"/>
+          </w:tcPr>
+          <w:p>
+            <w:pPr>
+              <w:pStyle w:val="Compact"/>
+              <w:widowControl/>
+              <w:spacing w:before="36" w:after="36"/>
+              <w:jc w:val="start"/>
+              <w:rPr>
+                <w:rFonts w:ascii="Aptos" w:hAnsi="Aptos" w:eastAsia="" w:cs=""/>
+                <w:kern w:val="0"/>
+                <w:sz w:val="24"/>
+                <w:szCs w:val="24"/>
+                <w:lang w:val="en-US" w:eastAsia="zh-CN" w:bidi="ar-SA"/>
+              </w:rPr>
+            </w:pPr>
+            <w:r>
+              <w:rPr>
+                <w:b/>
+                <w:color w:val="FFFFFF"/>
               </w:rPr>
               <w:t>Supporting</w:t>
             </w:r>
@@ -2741,6 +2746,7 @@
           <w:tcPr>
             <w:tcW w:w="2341" w:type="dxa"/>
             <w:tcBorders/>
+            <w:shd w:val="clear" w:color="auto" w:fill="F2F2F2"/>
           </w:tcPr>
           <w:p>
             <w:pPr>
@@ -2837,28 +2843,26 @@
           <w:tcPr>
             <w:tcW w:w="2340" w:type="dxa"/>
             <w:tcBorders/>
-          </w:tcPr>
-          <w:p>
-            <w:pPr>
-              <w:pStyle w:val="Compact"/>
-              <w:widowControl/>
-              <w:spacing w:before="36" w:after="36"/>
-              <w:jc w:val="start"/>
-              <w:rPr>
-                <w:rFonts w:ascii="Aptos" w:hAnsi="Aptos" w:eastAsia="" w:cs=""/>
-                <w:kern w:val="0"/>
-                <w:sz w:val="24"/>
-                <w:szCs w:val="24"/>
-                <w:lang w:val="en-US" w:eastAsia="zh-CN" w:bidi="ar-SA"/>
-              </w:rPr>
-            </w:pPr>
-            <w:r>
-              <w:rPr>
-                <w:rFonts w:eastAsia="" w:cs=""/>
-                <w:kern w:val="0"/>
-                <w:sz w:val="24"/>
-                <w:szCs w:val="24"/>
-                <w:lang w:val="en-US" w:eastAsia="zh-CN" w:bidi="ar-SA"/>
+            <w:shd w:val="clear" w:color="auto" w:fill="107C41"/>
+          </w:tcPr>
+          <w:p>
+            <w:pPr>
+              <w:pStyle w:val="Compact"/>
+              <w:widowControl/>
+              <w:spacing w:before="36" w:after="36"/>
+              <w:jc w:val="start"/>
+              <w:rPr>
+                <w:rFonts w:ascii="Aptos" w:hAnsi="Aptos" w:eastAsia="" w:cs=""/>
+                <w:kern w:val="0"/>
+                <w:sz w:val="24"/>
+                <w:szCs w:val="24"/>
+                <w:lang w:val="en-US" w:eastAsia="zh-CN" w:bidi="ar-SA"/>
+              </w:rPr>
+            </w:pPr>
+            <w:r>
+              <w:rPr>
+                <w:b/>
+                <w:color w:val="FFFFFF"/>
               </w:rPr>
               <w:t>Direct (evidence)</w:t>
             </w:r>
@@ -2902,6 +2906,7 @@
           <w:tcPr>
             <w:tcW w:w="2339" w:type="dxa"/>
             <w:tcBorders/>
+            <w:shd w:val="clear" w:color="auto" w:fill="F2F2F2"/>
           </w:tcPr>
           <w:p>
             <w:pPr>
@@ -2933,6 +2938,7 @@
           <w:tcPr>
             <w:tcW w:w="2340" w:type="dxa"/>
             <w:tcBorders/>
+            <w:shd w:val="clear" w:color="auto" w:fill="F2F2F2"/>
           </w:tcPr>
           <w:p>
             <w:pPr>
@@ -2964,28 +2970,26 @@
           <w:tcPr>
             <w:tcW w:w="2340" w:type="dxa"/>
             <w:tcBorders/>
-          </w:tcPr>
-          <w:p>
-            <w:pPr>
-              <w:pStyle w:val="Compact"/>
-              <w:widowControl/>
-              <w:spacing w:before="36" w:after="36"/>
-              <w:jc w:val="start"/>
-              <w:rPr>
-                <w:rFonts w:ascii="Aptos" w:hAnsi="Aptos" w:eastAsia="" w:cs=""/>
-                <w:kern w:val="0"/>
-                <w:sz w:val="24"/>
-                <w:szCs w:val="24"/>
-                <w:lang w:val="en-US" w:eastAsia="zh-CN" w:bidi="ar-SA"/>
-              </w:rPr>
-            </w:pPr>
-            <w:r>
-              <w:rPr>
-                <w:rFonts w:eastAsia="" w:cs=""/>
-                <w:kern w:val="0"/>
-                <w:sz w:val="24"/>
-                <w:szCs w:val="24"/>
-                <w:lang w:val="en-US" w:eastAsia="zh-CN" w:bidi="ar-SA"/>
+            <w:shd w:val="clear" w:color="auto" w:fill="C55A11"/>
+          </w:tcPr>
+          <w:p>
+            <w:pPr>
+              <w:pStyle w:val="Compact"/>
+              <w:widowControl/>
+              <w:spacing w:before="36" w:after="36"/>
+              <w:jc w:val="start"/>
+              <w:rPr>
+                <w:rFonts w:ascii="Aptos" w:hAnsi="Aptos" w:eastAsia="" w:cs=""/>
+                <w:kern w:val="0"/>
+                <w:sz w:val="24"/>
+                <w:szCs w:val="24"/>
+                <w:lang w:val="en-US" w:eastAsia="zh-CN" w:bidi="ar-SA"/>
+              </w:rPr>
+            </w:pPr>
+            <w:r>
+              <w:rPr>
+                <w:b/>
+                <w:color w:val="FFFFFF"/>
               </w:rPr>
               <w:t>Supporting</w:t>
             </w:r>
@@ -2995,6 +2999,7 @@
           <w:tcPr>
             <w:tcW w:w="2341" w:type="dxa"/>
             <w:tcBorders/>
+            <w:shd w:val="clear" w:color="auto" w:fill="F2F2F2"/>
           </w:tcPr>
           <w:p>
             <w:pPr>
@@ -3128,6 +3133,14 @@
           <w:end w:w="108" w:type="dxa"/>
         </w:tblCellMar>
         <w:tblLook w:noHBand="0" w:lastColumn="0" w:firstColumn="0" w:lastRow="0" w:firstRow="1" w:noVBand="0" w:val="0020"/>
+        <w:tblBorders>
+          <w:top w:val="single" w:sz="4" w:space="0" w:color="BFBFBF"/>
+          <w:left w:val="single" w:sz="4" w:space="0" w:color="BFBFBF"/>
+          <w:bottom w:val="single" w:sz="4" w:space="0" w:color="BFBFBF"/>
+          <w:right w:val="single" w:sz="4" w:space="0" w:color="BFBFBF"/>
+          <w:insideH w:val="single" w:sz="4" w:space="0" w:color="BFBFBF"/>
+          <w:insideV w:val="single" w:sz="4" w:space="0" w:color="BFBFBF"/>
+        </w:tblBorders>
       </w:tblPr>
       <w:tblGrid>
         <w:gridCol w:w="2339"/>
@@ -3146,24 +3159,27 @@
               <w:bottom w:val="single" w:sz="6" w:space="0" w:color="000000"/>
             </w:tcBorders>
             <w:vAlign w:val="bottom"/>
-          </w:tcPr>
-          <w:p>
-            <w:pPr>
-              <w:pStyle w:val="Compact"/>
-              <w:widowControl/>
-              <w:spacing w:before="36" w:after="36"/>
-              <w:jc w:val="start"/>
-              <w:rPr>
-                <w:rFonts w:ascii="Aptos" w:hAnsi="Aptos" w:eastAsia="" w:cs=""/>
-                <w:kern w:val="0"/>
-                <w:sz w:val="24"/>
-                <w:szCs w:val="24"/>
-                <w:lang w:val="en-US" w:eastAsia="zh-CN" w:bidi="ar-SA"/>
-              </w:rPr>
-            </w:pPr>
-            <w:r>
-              <w:rPr>
-                <w:rFonts w:eastAsia="" w:cs=""/>
+            <w:shd w:val="clear" w:color="auto" w:fill="003366"/>
+          </w:tcPr>
+          <w:p>
+            <w:pPr>
+              <w:pStyle w:val="Compact"/>
+              <w:widowControl/>
+              <w:spacing w:before="36" w:after="36"/>
+              <w:jc w:val="start"/>
+              <w:rPr>
+                <w:rFonts w:ascii="Aptos" w:hAnsi="Aptos" w:eastAsia="" w:cs=""/>
+                <w:kern w:val="0"/>
+                <w:sz w:val="24"/>
+                <w:szCs w:val="24"/>
+                <w:lang w:val="en-US" w:eastAsia="zh-CN" w:bidi="ar-SA"/>
+              </w:rPr>
+            </w:pPr>
+            <w:r>
+              <w:rPr>
+                <w:rFonts w:eastAsia="" w:cs=""/>
+                <w:b/>
+                <w:color w:val="FFFFFF"/>
                 <w:kern w:val="0"/>
                 <w:sz w:val="24"/>
                 <w:szCs w:val="24"/>
@@ -3180,24 +3196,27 @@
               <w:bottom w:val="single" w:sz="6" w:space="0" w:color="000000"/>
             </w:tcBorders>
             <w:vAlign w:val="bottom"/>
-          </w:tcPr>
-          <w:p>
-            <w:pPr>
-              <w:pStyle w:val="Compact"/>
-              <w:widowControl/>
-              <w:spacing w:before="36" w:after="36"/>
-              <w:jc w:val="start"/>
-              <w:rPr>
-                <w:rFonts w:ascii="Aptos" w:hAnsi="Aptos" w:eastAsia="" w:cs=""/>
-                <w:kern w:val="0"/>
-                <w:sz w:val="24"/>
-                <w:szCs w:val="24"/>
-                <w:lang w:val="en-US" w:eastAsia="zh-CN" w:bidi="ar-SA"/>
-              </w:rPr>
-            </w:pPr>
-            <w:r>
-              <w:rPr>
-                <w:rFonts w:eastAsia="" w:cs=""/>
+            <w:shd w:val="clear" w:color="auto" w:fill="003366"/>
+          </w:tcPr>
+          <w:p>
+            <w:pPr>
+              <w:pStyle w:val="Compact"/>
+              <w:widowControl/>
+              <w:spacing w:before="36" w:after="36"/>
+              <w:jc w:val="start"/>
+              <w:rPr>
+                <w:rFonts w:ascii="Aptos" w:hAnsi="Aptos" w:eastAsia="" w:cs=""/>
+                <w:kern w:val="0"/>
+                <w:sz w:val="24"/>
+                <w:szCs w:val="24"/>
+                <w:lang w:val="en-US" w:eastAsia="zh-CN" w:bidi="ar-SA"/>
+              </w:rPr>
+            </w:pPr>
+            <w:r>
+              <w:rPr>
+                <w:rFonts w:eastAsia="" w:cs=""/>
+                <w:b/>
+                <w:color w:val="FFFFFF"/>
                 <w:kern w:val="0"/>
                 <w:sz w:val="24"/>
                 <w:szCs w:val="24"/>
@@ -3214,24 +3233,27 @@
               <w:bottom w:val="single" w:sz="6" w:space="0" w:color="000000"/>
             </w:tcBorders>
             <w:vAlign w:val="bottom"/>
-          </w:tcPr>
-          <w:p>
-            <w:pPr>
-              <w:pStyle w:val="Compact"/>
-              <w:widowControl/>
-              <w:spacing w:before="36" w:after="36"/>
-              <w:jc w:val="start"/>
-              <w:rPr>
-                <w:rFonts w:ascii="Aptos" w:hAnsi="Aptos" w:eastAsia="" w:cs=""/>
-                <w:kern w:val="0"/>
-                <w:sz w:val="24"/>
-                <w:szCs w:val="24"/>
-                <w:lang w:val="en-US" w:eastAsia="zh-CN" w:bidi="ar-SA"/>
-              </w:rPr>
-            </w:pPr>
-            <w:r>
-              <w:rPr>
-                <w:rFonts w:eastAsia="" w:cs=""/>
+            <w:shd w:val="clear" w:color="auto" w:fill="003366"/>
+          </w:tcPr>
+          <w:p>
+            <w:pPr>
+              <w:pStyle w:val="Compact"/>
+              <w:widowControl/>
+              <w:spacing w:before="36" w:after="36"/>
+              <w:jc w:val="start"/>
+              <w:rPr>
+                <w:rFonts w:ascii="Aptos" w:hAnsi="Aptos" w:eastAsia="" w:cs=""/>
+                <w:kern w:val="0"/>
+                <w:sz w:val="24"/>
+                <w:szCs w:val="24"/>
+                <w:lang w:val="en-US" w:eastAsia="zh-CN" w:bidi="ar-SA"/>
+              </w:rPr>
+            </w:pPr>
+            <w:r>
+              <w:rPr>
+                <w:rFonts w:eastAsia="" w:cs=""/>
+                <w:b/>
+                <w:color w:val="FFFFFF"/>
                 <w:kern w:val="0"/>
                 <w:sz w:val="24"/>
                 <w:szCs w:val="24"/>
@@ -3248,24 +3270,27 @@
               <w:bottom w:val="single" w:sz="6" w:space="0" w:color="000000"/>
             </w:tcBorders>
             <w:vAlign w:val="bottom"/>
-          </w:tcPr>
-          <w:p>
-            <w:pPr>
-              <w:pStyle w:val="Compact"/>
-              <w:widowControl/>
-              <w:spacing w:before="36" w:after="36"/>
-              <w:jc w:val="start"/>
-              <w:rPr>
-                <w:rFonts w:ascii="Aptos" w:hAnsi="Aptos" w:eastAsia="" w:cs=""/>
-                <w:kern w:val="0"/>
-                <w:sz w:val="24"/>
-                <w:szCs w:val="24"/>
-                <w:lang w:val="en-US" w:eastAsia="zh-CN" w:bidi="ar-SA"/>
-              </w:rPr>
-            </w:pPr>
-            <w:r>
-              <w:rPr>
-                <w:rFonts w:eastAsia="" w:cs=""/>
+            <w:shd w:val="clear" w:color="auto" w:fill="003366"/>
+          </w:tcPr>
+          <w:p>
+            <w:pPr>
+              <w:pStyle w:val="Compact"/>
+              <w:widowControl/>
+              <w:spacing w:before="36" w:after="36"/>
+              <w:jc w:val="start"/>
+              <w:rPr>
+                <w:rFonts w:ascii="Aptos" w:hAnsi="Aptos" w:eastAsia="" w:cs=""/>
+                <w:kern w:val="0"/>
+                <w:sz w:val="24"/>
+                <w:szCs w:val="24"/>
+                <w:lang w:val="en-US" w:eastAsia="zh-CN" w:bidi="ar-SA"/>
+              </w:rPr>
+            </w:pPr>
+            <w:r>
+              <w:rPr>
+                <w:rFonts w:eastAsia="" w:cs=""/>
+                <w:b/>
+                <w:color w:val="FFFFFF"/>
                 <w:kern w:val="0"/>
                 <w:sz w:val="24"/>
                 <w:szCs w:val="24"/>
@@ -3409,6 +3434,7 @@
           <w:tcPr>
             <w:tcW w:w="2339" w:type="dxa"/>
             <w:tcBorders/>
+            <w:shd w:val="clear" w:color="auto" w:fill="F2F2F2"/>
           </w:tcPr>
           <w:p>
             <w:pPr>
@@ -3440,6 +3466,7 @@
           <w:tcPr>
             <w:tcW w:w="2340" w:type="dxa"/>
             <w:tcBorders/>
+            <w:shd w:val="clear" w:color="auto" w:fill="F2F2F2"/>
           </w:tcPr>
           <w:p>
             <w:pPr>
@@ -3471,6 +3498,7 @@
           <w:tcPr>
             <w:tcW w:w="2340" w:type="dxa"/>
             <w:tcBorders/>
+            <w:shd w:val="clear" w:color="auto" w:fill="F2F2F2"/>
           </w:tcPr>
           <w:p>
             <w:pPr>
@@ -3502,6 +3530,7 @@
           <w:tcPr>
             <w:tcW w:w="2341" w:type="dxa"/>
             <w:tcBorders/>
+            <w:shd w:val="clear" w:color="auto" w:fill="F2F2F2"/>
           </w:tcPr>
           <w:p>
             <w:pPr>
@@ -3663,6 +3692,7 @@
           <w:tcPr>
             <w:tcW w:w="2339" w:type="dxa"/>
             <w:tcBorders/>
+            <w:shd w:val="clear" w:color="auto" w:fill="F2F2F2"/>
           </w:tcPr>
           <w:p>
             <w:pPr>
@@ -3694,6 +3724,7 @@
           <w:tcPr>
             <w:tcW w:w="2340" w:type="dxa"/>
             <w:tcBorders/>
+            <w:shd w:val="clear" w:color="auto" w:fill="F2F2F2"/>
           </w:tcPr>
           <w:p>
             <w:pPr>
@@ -3725,6 +3756,7 @@
           <w:tcPr>
             <w:tcW w:w="2340" w:type="dxa"/>
             <w:tcBorders/>
+            <w:shd w:val="clear" w:color="auto" w:fill="F2F2F2"/>
           </w:tcPr>
           <w:p>
             <w:pPr>
@@ -3756,6 +3788,7 @@
           <w:tcPr>
             <w:tcW w:w="2341" w:type="dxa"/>
             <w:tcBorders/>
+            <w:shd w:val="clear" w:color="auto" w:fill="F2F2F2"/>
           </w:tcPr>
           <w:p>
             <w:pPr>
@@ -3917,6 +3950,7 @@
           <w:tcPr>
             <w:tcW w:w="2339" w:type="dxa"/>
             <w:tcBorders/>
+            <w:shd w:val="clear" w:color="auto" w:fill="F2F2F2"/>
           </w:tcPr>
           <w:p>
             <w:pPr>
@@ -3948,6 +3982,7 @@
           <w:tcPr>
             <w:tcW w:w="2340" w:type="dxa"/>
             <w:tcBorders/>
+            <w:shd w:val="clear" w:color="auto" w:fill="F2F2F2"/>
           </w:tcPr>
           <w:p>
             <w:pPr>
@@ -3979,6 +4014,7 @@
           <w:tcPr>
             <w:tcW w:w="2340" w:type="dxa"/>
             <w:tcBorders/>
+            <w:shd w:val="clear" w:color="auto" w:fill="F2F2F2"/>
           </w:tcPr>
           <w:p>
             <w:pPr>
@@ -4010,6 +4046,7 @@
           <w:tcPr>
             <w:tcW w:w="2341" w:type="dxa"/>
             <w:tcBorders/>
+            <w:shd w:val="clear" w:color="auto" w:fill="F2F2F2"/>
           </w:tcPr>
           <w:p>
             <w:pPr>
@@ -4171,6 +4208,7 @@
           <w:tcPr>
             <w:tcW w:w="2339" w:type="dxa"/>
             <w:tcBorders/>
+            <w:shd w:val="clear" w:color="auto" w:fill="F2F2F2"/>
           </w:tcPr>
           <w:p>
             <w:pPr>
@@ -4202,6 +4240,7 @@
           <w:tcPr>
             <w:tcW w:w="2340" w:type="dxa"/>
             <w:tcBorders/>
+            <w:shd w:val="clear" w:color="auto" w:fill="F2F2F2"/>
           </w:tcPr>
           <w:p>
             <w:pPr>
@@ -4233,6 +4272,7 @@
           <w:tcPr>
             <w:tcW w:w="2340" w:type="dxa"/>
             <w:tcBorders/>
+            <w:shd w:val="clear" w:color="auto" w:fill="F2F2F2"/>
           </w:tcPr>
           <w:p>
             <w:pPr>
@@ -4264,6 +4304,7 @@
           <w:tcPr>
             <w:tcW w:w="2341" w:type="dxa"/>
             <w:tcBorders/>
+            <w:shd w:val="clear" w:color="auto" w:fill="F2F2F2"/>
           </w:tcPr>
           <w:p>
             <w:pPr>
@@ -4425,6 +4466,7 @@
           <w:tcPr>
             <w:tcW w:w="2339" w:type="dxa"/>
             <w:tcBorders/>
+            <w:shd w:val="clear" w:color="auto" w:fill="F2F2F2"/>
           </w:tcPr>
           <w:p>
             <w:pPr>
@@ -4456,6 +4498,7 @@
           <w:tcPr>
             <w:tcW w:w="2340" w:type="dxa"/>
             <w:tcBorders/>
+            <w:shd w:val="clear" w:color="auto" w:fill="F2F2F2"/>
           </w:tcPr>
           <w:p>
             <w:pPr>
@@ -4487,6 +4530,7 @@
           <w:tcPr>
             <w:tcW w:w="2340" w:type="dxa"/>
             <w:tcBorders/>
+            <w:shd w:val="clear" w:color="auto" w:fill="F2F2F2"/>
           </w:tcPr>
           <w:p>
             <w:pPr>
@@ -4518,6 +4562,7 @@
           <w:tcPr>
             <w:tcW w:w="2341" w:type="dxa"/>
             <w:tcBorders/>
+            <w:shd w:val="clear" w:color="auto" w:fill="F2F2F2"/>
           </w:tcPr>
           <w:p>
             <w:pPr>
@@ -4679,6 +4724,7 @@
           <w:tcPr>
             <w:tcW w:w="2339" w:type="dxa"/>
             <w:tcBorders/>
+            <w:shd w:val="clear" w:color="auto" w:fill="F2F2F2"/>
           </w:tcPr>
           <w:p>
             <w:pPr>
@@ -4710,6 +4756,7 @@
           <w:tcPr>
             <w:tcW w:w="2340" w:type="dxa"/>
             <w:tcBorders/>
+            <w:shd w:val="clear" w:color="auto" w:fill="F2F2F2"/>
           </w:tcPr>
           <w:p>
             <w:pPr>
@@ -4741,6 +4788,7 @@
           <w:tcPr>
             <w:tcW w:w="2340" w:type="dxa"/>
             <w:tcBorders/>
+            <w:shd w:val="clear" w:color="auto" w:fill="F2F2F2"/>
           </w:tcPr>
           <w:p>
             <w:pPr>
@@ -4772,6 +4820,7 @@
           <w:tcPr>
             <w:tcW w:w="2341" w:type="dxa"/>
             <w:tcBorders/>
+            <w:shd w:val="clear" w:color="auto" w:fill="F2F2F2"/>
           </w:tcPr>
           <w:p>
             <w:pPr>
@@ -4933,6 +4982,7 @@
           <w:tcPr>
             <w:tcW w:w="2339" w:type="dxa"/>
             <w:tcBorders/>
+            <w:shd w:val="clear" w:color="auto" w:fill="F2F2F2"/>
           </w:tcPr>
           <w:p>
             <w:pPr>
@@ -4964,6 +5014,7 @@
           <w:tcPr>
             <w:tcW w:w="2340" w:type="dxa"/>
             <w:tcBorders/>
+            <w:shd w:val="clear" w:color="auto" w:fill="F2F2F2"/>
           </w:tcPr>
           <w:p>
             <w:pPr>
@@ -4995,6 +5046,7 @@
           <w:tcPr>
             <w:tcW w:w="2340" w:type="dxa"/>
             <w:tcBorders/>
+            <w:shd w:val="clear" w:color="auto" w:fill="F2F2F2"/>
           </w:tcPr>
           <w:p>
             <w:pPr>
@@ -5026,6 +5078,7 @@
           <w:tcPr>
             <w:tcW w:w="2341" w:type="dxa"/>
             <w:tcBorders/>
+            <w:shd w:val="clear" w:color="auto" w:fill="F2F2F2"/>
           </w:tcPr>
           <w:p>
             <w:pPr>
@@ -5187,6 +5240,7 @@
           <w:tcPr>
             <w:tcW w:w="2339" w:type="dxa"/>
             <w:tcBorders/>
+            <w:shd w:val="clear" w:color="auto" w:fill="F2F2F2"/>
           </w:tcPr>
           <w:p>
             <w:pPr>
@@ -5218,6 +5272,7 @@
           <w:tcPr>
             <w:tcW w:w="2340" w:type="dxa"/>
             <w:tcBorders/>
+            <w:shd w:val="clear" w:color="auto" w:fill="F2F2F2"/>
           </w:tcPr>
           <w:p>
             <w:pPr>
@@ -5249,6 +5304,7 @@
           <w:tcPr>
             <w:tcW w:w="2340" w:type="dxa"/>
             <w:tcBorders/>
+            <w:shd w:val="clear" w:color="auto" w:fill="F2F2F2"/>
           </w:tcPr>
           <w:p>
             <w:pPr>
@@ -5280,6 +5336,7 @@
           <w:tcPr>
             <w:tcW w:w="2341" w:type="dxa"/>
             <w:tcBorders/>
+            <w:shd w:val="clear" w:color="auto" w:fill="F2F2F2"/>
           </w:tcPr>
           <w:p>
             <w:pPr>
@@ -5441,6 +5498,7 @@
           <w:tcPr>
             <w:tcW w:w="2339" w:type="dxa"/>
             <w:tcBorders/>
+            <w:shd w:val="clear" w:color="auto" w:fill="F2F2F2"/>
           </w:tcPr>
           <w:p>
             <w:pPr>
@@ -5472,6 +5530,7 @@
           <w:tcPr>
             <w:tcW w:w="2340" w:type="dxa"/>
             <w:tcBorders/>
+            <w:shd w:val="clear" w:color="auto" w:fill="F2F2F2"/>
           </w:tcPr>
           <w:p>
             <w:pPr>
@@ -5503,6 +5562,7 @@
           <w:tcPr>
             <w:tcW w:w="2340" w:type="dxa"/>
             <w:tcBorders/>
+            <w:shd w:val="clear" w:color="auto" w:fill="F2F2F2"/>
           </w:tcPr>
           <w:p>
             <w:pPr>
@@ -5534,6 +5594,7 @@
           <w:tcPr>
             <w:tcW w:w="2341" w:type="dxa"/>
             <w:tcBorders/>
+            <w:shd w:val="clear" w:color="auto" w:fill="F2F2F2"/>
           </w:tcPr>
           <w:p>
             <w:pPr>
@@ -5695,6 +5756,7 @@
           <w:tcPr>
             <w:tcW w:w="2339" w:type="dxa"/>
             <w:tcBorders/>
+            <w:shd w:val="clear" w:color="auto" w:fill="F2F2F2"/>
           </w:tcPr>
           <w:p>
             <w:pPr>
@@ -5726,6 +5788,7 @@
           <w:tcPr>
             <w:tcW w:w="2340" w:type="dxa"/>
             <w:tcBorders/>
+            <w:shd w:val="clear" w:color="auto" w:fill="F2F2F2"/>
           </w:tcPr>
           <w:p>
             <w:pPr>
@@ -5757,6 +5820,7 @@
           <w:tcPr>
             <w:tcW w:w="2340" w:type="dxa"/>
             <w:tcBorders/>
+            <w:shd w:val="clear" w:color="auto" w:fill="F2F2F2"/>
           </w:tcPr>
           <w:p>
             <w:pPr>
@@ -5788,6 +5852,7 @@
           <w:tcPr>
             <w:tcW w:w="2341" w:type="dxa"/>
             <w:tcBorders/>
+            <w:shd w:val="clear" w:color="auto" w:fill="F2F2F2"/>
           </w:tcPr>
           <w:p>
             <w:pPr>
@@ -5949,6 +6014,7 @@
           <w:tcPr>
             <w:tcW w:w="2339" w:type="dxa"/>
             <w:tcBorders/>
+            <w:shd w:val="clear" w:color="auto" w:fill="F2F2F2"/>
           </w:tcPr>
           <w:p>
             <w:pPr>
@@ -5980,6 +6046,7 @@
           <w:tcPr>
             <w:tcW w:w="2340" w:type="dxa"/>
             <w:tcBorders/>
+            <w:shd w:val="clear" w:color="auto" w:fill="F2F2F2"/>
           </w:tcPr>
           <w:p>
             <w:pPr>
@@ -6011,6 +6078,7 @@
           <w:tcPr>
             <w:tcW w:w="2340" w:type="dxa"/>
             <w:tcBorders/>
+            <w:shd w:val="clear" w:color="auto" w:fill="F2F2F2"/>
           </w:tcPr>
           <w:p>
             <w:pPr>
@@ -6042,6 +6110,7 @@
           <w:tcPr>
             <w:tcW w:w="2341" w:type="dxa"/>
             <w:tcBorders/>
+            <w:shd w:val="clear" w:color="auto" w:fill="F2F2F2"/>
           </w:tcPr>
           <w:p>
             <w:pPr>
@@ -6203,6 +6272,7 @@
           <w:tcPr>
             <w:tcW w:w="2339" w:type="dxa"/>
             <w:tcBorders/>
+            <w:shd w:val="clear" w:color="auto" w:fill="F2F2F2"/>
           </w:tcPr>
           <w:p>
             <w:pPr>
@@ -6234,6 +6304,7 @@
           <w:tcPr>
             <w:tcW w:w="2340" w:type="dxa"/>
             <w:tcBorders/>
+            <w:shd w:val="clear" w:color="auto" w:fill="F2F2F2"/>
           </w:tcPr>
           <w:p>
             <w:pPr>
@@ -6265,6 +6336,7 @@
           <w:tcPr>
             <w:tcW w:w="2340" w:type="dxa"/>
             <w:tcBorders/>
+            <w:shd w:val="clear" w:color="auto" w:fill="F2F2F2"/>
           </w:tcPr>
           <w:p>
             <w:pPr>
@@ -6296,6 +6368,7 @@
           <w:tcPr>
             <w:tcW w:w="2341" w:type="dxa"/>
             <w:tcBorders/>
+            <w:shd w:val="clear" w:color="auto" w:fill="F2F2F2"/>
           </w:tcPr>
           <w:p>
             <w:pPr>
@@ -6457,6 +6530,7 @@
           <w:tcPr>
             <w:tcW w:w="2339" w:type="dxa"/>
             <w:tcBorders/>
+            <w:shd w:val="clear" w:color="auto" w:fill="F2F2F2"/>
           </w:tcPr>
           <w:p>
             <w:pPr>
@@ -6488,6 +6562,7 @@
           <w:tcPr>
             <w:tcW w:w="2340" w:type="dxa"/>
             <w:tcBorders/>
+            <w:shd w:val="clear" w:color="auto" w:fill="F2F2F2"/>
           </w:tcPr>
           <w:p>
             <w:pPr>
@@ -6519,6 +6594,7 @@
           <w:tcPr>
             <w:tcW w:w="2340" w:type="dxa"/>
             <w:tcBorders/>
+            <w:shd w:val="clear" w:color="auto" w:fill="F2F2F2"/>
           </w:tcPr>
           <w:p>
             <w:pPr>
@@ -6550,6 +6626,7 @@
           <w:tcPr>
             <w:tcW w:w="2341" w:type="dxa"/>
             <w:tcBorders/>
+            <w:shd w:val="clear" w:color="auto" w:fill="F2F2F2"/>
           </w:tcPr>
           <w:p>
             <w:pPr>
@@ -6711,6 +6788,7 @@
           <w:tcPr>
             <w:tcW w:w="2339" w:type="dxa"/>
             <w:tcBorders/>
+            <w:shd w:val="clear" w:color="auto" w:fill="F2F2F2"/>
           </w:tcPr>
           <w:p>
             <w:pPr>
@@ -6742,6 +6820,7 @@
           <w:tcPr>
             <w:tcW w:w="2340" w:type="dxa"/>
             <w:tcBorders/>
+            <w:shd w:val="clear" w:color="auto" w:fill="F2F2F2"/>
           </w:tcPr>
           <w:p>
             <w:pPr>
@@ -6773,6 +6852,7 @@
           <w:tcPr>
             <w:tcW w:w="2340" w:type="dxa"/>
             <w:tcBorders/>
+            <w:shd w:val="clear" w:color="auto" w:fill="F2F2F2"/>
           </w:tcPr>
           <w:p>
             <w:pPr>
@@ -6804,6 +6884,7 @@
           <w:tcPr>
             <w:tcW w:w="2341" w:type="dxa"/>
             <w:tcBorders/>
+            <w:shd w:val="clear" w:color="auto" w:fill="F2F2F2"/>
           </w:tcPr>
           <w:p>
             <w:pPr>
@@ -7068,6 +7149,14 @@
           <w:end w:w="108" w:type="dxa"/>
         </w:tblCellMar>
         <w:tblLook w:noHBand="0" w:lastColumn="0" w:firstColumn="0" w:lastRow="0" w:firstRow="1" w:noVBand="0" w:val="0020"/>
+        <w:tblBorders>
+          <w:top w:val="single" w:sz="4" w:space="0" w:color="BFBFBF"/>
+          <w:left w:val="single" w:sz="4" w:space="0" w:color="BFBFBF"/>
+          <w:bottom w:val="single" w:sz="4" w:space="0" w:color="BFBFBF"/>
+          <w:right w:val="single" w:sz="4" w:space="0" w:color="BFBFBF"/>
+          <w:insideH w:val="single" w:sz="4" w:space="0" w:color="BFBFBF"/>
+          <w:insideV w:val="single" w:sz="4" w:space="0" w:color="BFBFBF"/>
+        </w:tblBorders>
       </w:tblPr>
       <w:tblGrid>
         <w:gridCol w:w="3120"/>
@@ -7085,24 +7174,27 @@
               <w:bottom w:val="single" w:sz="6" w:space="0" w:color="000000"/>
             </w:tcBorders>
             <w:vAlign w:val="bottom"/>
-          </w:tcPr>
-          <w:p>
-            <w:pPr>
-              <w:pStyle w:val="Compact"/>
-              <w:widowControl/>
-              <w:spacing w:before="36" w:after="36"/>
-              <w:jc w:val="start"/>
-              <w:rPr>
-                <w:rFonts w:ascii="Aptos" w:hAnsi="Aptos" w:eastAsia="" w:cs=""/>
-                <w:kern w:val="0"/>
-                <w:sz w:val="24"/>
-                <w:szCs w:val="24"/>
-                <w:lang w:val="en-US" w:eastAsia="zh-CN" w:bidi="ar-SA"/>
-              </w:rPr>
-            </w:pPr>
-            <w:r>
-              <w:rPr>
-                <w:rFonts w:eastAsia="" w:cs=""/>
+            <w:shd w:val="clear" w:color="auto" w:fill="003366"/>
+          </w:tcPr>
+          <w:p>
+            <w:pPr>
+              <w:pStyle w:val="Compact"/>
+              <w:widowControl/>
+              <w:spacing w:before="36" w:after="36"/>
+              <w:jc w:val="start"/>
+              <w:rPr>
+                <w:rFonts w:ascii="Aptos" w:hAnsi="Aptos" w:eastAsia="" w:cs=""/>
+                <w:kern w:val="0"/>
+                <w:sz w:val="24"/>
+                <w:szCs w:val="24"/>
+                <w:lang w:val="en-US" w:eastAsia="zh-CN" w:bidi="ar-SA"/>
+              </w:rPr>
+            </w:pPr>
+            <w:r>
+              <w:rPr>
+                <w:rFonts w:eastAsia="" w:cs=""/>
+                <w:b/>
+                <w:color w:val="FFFFFF"/>
                 <w:kern w:val="0"/>
                 <w:sz w:val="24"/>
                 <w:szCs w:val="24"/>
@@ -7119,24 +7211,27 @@
               <w:bottom w:val="single" w:sz="6" w:space="0" w:color="000000"/>
             </w:tcBorders>
             <w:vAlign w:val="bottom"/>
-          </w:tcPr>
-          <w:p>
-            <w:pPr>
-              <w:pStyle w:val="Compact"/>
-              <w:widowControl/>
-              <w:spacing w:before="36" w:after="36"/>
-              <w:jc w:val="start"/>
-              <w:rPr>
-                <w:rFonts w:ascii="Aptos" w:hAnsi="Aptos" w:eastAsia="" w:cs=""/>
-                <w:kern w:val="0"/>
-                <w:sz w:val="24"/>
-                <w:szCs w:val="24"/>
-                <w:lang w:val="en-US" w:eastAsia="zh-CN" w:bidi="ar-SA"/>
-              </w:rPr>
-            </w:pPr>
-            <w:r>
-              <w:rPr>
-                <w:rFonts w:eastAsia="" w:cs=""/>
+            <w:shd w:val="clear" w:color="auto" w:fill="003366"/>
+          </w:tcPr>
+          <w:p>
+            <w:pPr>
+              <w:pStyle w:val="Compact"/>
+              <w:widowControl/>
+              <w:spacing w:before="36" w:after="36"/>
+              <w:jc w:val="start"/>
+              <w:rPr>
+                <w:rFonts w:ascii="Aptos" w:hAnsi="Aptos" w:eastAsia="" w:cs=""/>
+                <w:kern w:val="0"/>
+                <w:sz w:val="24"/>
+                <w:szCs w:val="24"/>
+                <w:lang w:val="en-US" w:eastAsia="zh-CN" w:bidi="ar-SA"/>
+              </w:rPr>
+            </w:pPr>
+            <w:r>
+              <w:rPr>
+                <w:rFonts w:eastAsia="" w:cs=""/>
+                <w:b/>
+                <w:color w:val="FFFFFF"/>
                 <w:kern w:val="0"/>
                 <w:sz w:val="24"/>
                 <w:szCs w:val="24"/>
@@ -7153,24 +7248,27 @@
               <w:bottom w:val="single" w:sz="6" w:space="0" w:color="000000"/>
             </w:tcBorders>
             <w:vAlign w:val="bottom"/>
-          </w:tcPr>
-          <w:p>
-            <w:pPr>
-              <w:pStyle w:val="Compact"/>
-              <w:widowControl/>
-              <w:spacing w:before="36" w:after="36"/>
-              <w:jc w:val="start"/>
-              <w:rPr>
-                <w:rFonts w:ascii="Aptos" w:hAnsi="Aptos" w:eastAsia="" w:cs=""/>
-                <w:kern w:val="0"/>
-                <w:sz w:val="24"/>
-                <w:szCs w:val="24"/>
-                <w:lang w:val="en-US" w:eastAsia="zh-CN" w:bidi="ar-SA"/>
-              </w:rPr>
-            </w:pPr>
-            <w:r>
-              <w:rPr>
-                <w:rFonts w:eastAsia="" w:cs=""/>
+            <w:shd w:val="clear" w:color="auto" w:fill="003366"/>
+          </w:tcPr>
+          <w:p>
+            <w:pPr>
+              <w:pStyle w:val="Compact"/>
+              <w:widowControl/>
+              <w:spacing w:before="36" w:after="36"/>
+              <w:jc w:val="start"/>
+              <w:rPr>
+                <w:rFonts w:ascii="Aptos" w:hAnsi="Aptos" w:eastAsia="" w:cs=""/>
+                <w:kern w:val="0"/>
+                <w:sz w:val="24"/>
+                <w:szCs w:val="24"/>
+                <w:lang w:val="en-US" w:eastAsia="zh-CN" w:bidi="ar-SA"/>
+              </w:rPr>
+            </w:pPr>
+            <w:r>
+              <w:rPr>
+                <w:rFonts w:eastAsia="" w:cs=""/>
+                <w:b/>
+                <w:color w:val="FFFFFF"/>
                 <w:kern w:val="0"/>
                 <w:sz w:val="24"/>
                 <w:szCs w:val="24"/>
@@ -7283,6 +7381,7 @@
           <w:tcPr>
             <w:tcW w:w="3120" w:type="dxa"/>
             <w:tcBorders/>
+            <w:shd w:val="clear" w:color="auto" w:fill="F2F2F2"/>
           </w:tcPr>
           <w:p>
             <w:pPr>
@@ -7314,6 +7413,7 @@
           <w:tcPr>
             <w:tcW w:w="3120" w:type="dxa"/>
             <w:tcBorders/>
+            <w:shd w:val="clear" w:color="auto" w:fill="F2F2F2"/>
           </w:tcPr>
           <w:p>
             <w:pPr>
@@ -7345,6 +7445,7 @@
           <w:tcPr>
             <w:tcW w:w="3120" w:type="dxa"/>
             <w:tcBorders/>
+            <w:shd w:val="clear" w:color="auto" w:fill="F2F2F2"/>
           </w:tcPr>
           <w:p>
             <w:pPr>
@@ -7475,6 +7576,7 @@
           <w:tcPr>
             <w:tcW w:w="3120" w:type="dxa"/>
             <w:tcBorders/>
+            <w:shd w:val="clear" w:color="auto" w:fill="F2F2F2"/>
           </w:tcPr>
           <w:p>
             <w:pPr>
@@ -7506,6 +7608,7 @@
           <w:tcPr>
             <w:tcW w:w="3120" w:type="dxa"/>
             <w:tcBorders/>
+            <w:shd w:val="clear" w:color="auto" w:fill="F2F2F2"/>
           </w:tcPr>
           <w:p>
             <w:pPr>
@@ -7537,6 +7640,7 @@
           <w:tcPr>
             <w:tcW w:w="3120" w:type="dxa"/>
             <w:tcBorders/>
+            <w:shd w:val="clear" w:color="auto" w:fill="F2F2F2"/>
           </w:tcPr>
           <w:p>
             <w:pPr>

--- a/CIS-Controls-v8/CSW-CIS-Compliance-Report.docx
+++ b/CIS-Controls-v8/CSW-CIS-Compliance-Report.docx
@@ -200,11 +200,11 @@
           <w:i/>
           <w:iCs/>
         </w:rPr>
-        <w:t>CIS Controls v8.1 Technical Runbook</w:t>
+        <w:t>CIS Controls v8.1 Reference Design</w:t>
       </w:r>
       <w:r>
         <w:rPr/>
-        <w:t xml:space="preserve"> walks through deployment, scope labelling per IG, and the per-Safeguard implementation steps. Read this report for the audit-narrative view; read the runbook for the deployment view.</w:t>
+        <w:t xml:space="preserve"> walks through deployment, scope labelling per IG, and the per-Safeguard implementation steps. Read this report for the audit-narrative view; read the reference design for the deployment view.</w:t>
       </w:r>
     </w:p>
     <w:p>
@@ -8065,7 +8065,7 @@
       </w:pPr>
       <w:r>
         <w:rPr/>
-        <w:t xml:space="preserve">This report and its companion runbook describe how Cisco Secure Workload capabilities can support a CIS Critical Security Controls v8.1 programme at the workload tier. They are </w:t>
+        <w:t xml:space="preserve">This report and its companion reference design describe how Cisco Secure Workload capabilities can support a CIS Critical Security Controls v8.1 programme at the workload tier. They are </w:t>
       </w:r>
       <w:r>
         <w:rPr>
